--- a/docs/Proposal.docx
+++ b/docs/Proposal.docx
@@ -1,6 +1,6 @@
 
 <file path=word/document.xml><?xml version="1.0" encoding="utf-8"?>
-<w:document xmlns:wpc="http://schemas.microsoft.com/office/word/2010/wordprocessingCanvas" xmlns:cx="http://schemas.microsoft.com/office/drawing/2014/chartex" xmlns:cx1="http://schemas.microsoft.com/office/drawing/2015/9/8/chartex" xmlns:cx2="http://schemas.microsoft.com/office/drawing/2015/10/21/chartex" xmlns:cx3="http://schemas.microsoft.com/office/drawing/2016/5/9/chartex" xmlns:cx4="http://schemas.microsoft.com/office/drawing/2016/5/10/chartex" xmlns:cx5="http://schemas.microsoft.com/office/drawing/2016/5/11/chartex" xmlns:cx6="http://schemas.microsoft.com/office/drawing/2016/5/12/chartex" xmlns:cx7="http://schemas.microsoft.com/office/drawing/2016/5/13/chartex" xmlns:cx8="http://schemas.microsoft.com/office/drawing/2016/5/14/chartex" xmlns:mc="http://schemas.openxmlformats.org/markup-compatibility/2006" xmlns:aink="http://schemas.microsoft.com/office/drawing/2016/ink" xmlns:am3d="http://schemas.microsoft.com/office/drawing/2017/model3d" xmlns:o="urn:schemas-microsoft-com:office:office" xmlns:oel="http://schemas.microsoft.com/office/2019/extlst" xmlns:r="http://schemas.openxmlformats.org/officeDocument/2006/relationships" xmlns:m="http://schemas.openxmlformats.org/officeDocument/2006/math" xmlns:v="urn:schemas-microsoft-com:vml" xmlns:wp14="http://schemas.microsoft.com/office/word/2010/wordprocessingDrawing" xmlns:wp="http://schemas.openxmlformats.org/drawingml/2006/wordprocessingDrawing" xmlns:w10="urn:schemas-microsoft-com:office:word" xmlns:w="http://schemas.openxmlformats.org/wordprocessingml/2006/main" xmlns:w14="http://schemas.microsoft.com/office/word/2010/wordml" xmlns:w15="http://schemas.microsoft.com/office/word/2012/wordml" xmlns:w16cei="http://schemas.microsoft.com/office/word/2026/wordml/cei" xmlns:w16cex="http://schemas.microsoft.com/office/word/2018/wordml/cex" xmlns:w16cid="http://schemas.microsoft.com/office/word/2016/wordml/cid" xmlns:w16="http://schemas.microsoft.com/office/word/2018/wordml" xmlns:w16du="http://schemas.microsoft.com/office/word/2023/wordml/word16du" xmlns:w16sdtdh="http://schemas.microsoft.com/office/word/2020/wordml/sdtdatahash" xmlns:w16sdtfl="http://schemas.microsoft.com/office/word/2024/wordml/sdtformatlock" xmlns:w16se="http://schemas.microsoft.com/office/word/2015/wordml/symex" xmlns:wpg="http://schemas.microsoft.com/office/word/2010/wordprocessingGroup" xmlns:wpi="http://schemas.microsoft.com/office/word/2010/wordprocessingInk" xmlns:wne="http://schemas.microsoft.com/office/word/2006/wordml" xmlns:wps="http://schemas.microsoft.com/office/word/2010/wordprocessingShape" mc:Ignorable="w14 w15 w16se w16cid w16 w16cex w16sdtdh w16sdtfl w16du wp14">
+<w:document xmlns:wpc="http://schemas.microsoft.com/office/word/2010/wordprocessingCanvas" xmlns:cx="http://schemas.microsoft.com/office/drawing/2014/chartex" xmlns:cx1="http://schemas.microsoft.com/office/drawing/2015/9/8/chartex" xmlns:cx2="http://schemas.microsoft.com/office/drawing/2015/10/21/chartex" xmlns:cx3="http://schemas.microsoft.com/office/drawing/2016/5/9/chartex" xmlns:cx4="http://schemas.microsoft.com/office/drawing/2016/5/10/chartex" xmlns:cx5="http://schemas.microsoft.com/office/drawing/2016/5/11/chartex" xmlns:cx6="http://schemas.microsoft.com/office/drawing/2016/5/12/chartex" xmlns:cx7="http://schemas.microsoft.com/office/drawing/2016/5/13/chartex" xmlns:cx8="http://schemas.microsoft.com/office/drawing/2016/5/14/chartex" xmlns:mc="http://schemas.openxmlformats.org/markup-compatibility/2006" xmlns:aink="http://schemas.microsoft.com/office/drawing/2016/ink" xmlns:am3d="http://schemas.microsoft.com/office/drawing/2017/model3d" xmlns:o="urn:schemas-microsoft-com:office:office" xmlns:oel="http://schemas.microsoft.com/office/2019/extlst" xmlns:r="http://schemas.openxmlformats.org/officeDocument/2006/relationships" xmlns:m="http://schemas.openxmlformats.org/officeDocument/2006/math" xmlns:v="urn:schemas-microsoft-com:vml" xmlns:wp14="http://schemas.microsoft.com/office/word/2010/wordprocessingDrawing" xmlns:wp="http://schemas.openxmlformats.org/drawingml/2006/wordprocessingDrawing" xmlns:w10="urn:schemas-microsoft-com:office:word" xmlns:w="http://schemas.openxmlformats.org/wordprocessingml/2006/main" xmlns:w14="http://schemas.microsoft.com/office/word/2010/wordml" xmlns:w15="http://schemas.microsoft.com/office/word/2012/wordml" xmlns:w16cex="http://schemas.microsoft.com/office/word/2018/wordml/cex" xmlns:w16cid="http://schemas.microsoft.com/office/word/2016/wordml/cid" xmlns:w16="http://schemas.microsoft.com/office/word/2018/wordml" xmlns:w16du="http://schemas.microsoft.com/office/word/2023/wordml/word16du" xmlns:w16sdtdh="http://schemas.microsoft.com/office/word/2020/wordml/sdtdatahash" xmlns:w16sdtfl="http://schemas.microsoft.com/office/word/2024/wordml/sdtformatlock" xmlns:w16se="http://schemas.microsoft.com/office/word/2015/wordml/symex" xmlns:wpg="http://schemas.microsoft.com/office/word/2010/wordprocessingGroup" xmlns:wpi="http://schemas.microsoft.com/office/word/2010/wordprocessingInk" xmlns:wne="http://schemas.microsoft.com/office/word/2006/wordml" xmlns:wps="http://schemas.microsoft.com/office/word/2010/wordprocessingShape" mc:Ignorable="w14 w15 w16se w16cid w16 w16cex w16sdtdh w16sdtfl w16du wp14">
   <w:body>
     <w:p>
       <w:pPr>
@@ -3681,7 +3681,6 @@
                 <w:rtl/>
               </w:rPr>
             </w:pPr>
-            <w:proofErr w:type="spellStart"/>
             <w:r>
               <w:rPr>
                 <w:rFonts w:cs="B Nazanin"/>
@@ -3690,7 +3689,6 @@
               </w:rPr>
               <w:t>VisualBERT</w:t>
             </w:r>
-            <w:proofErr w:type="spellEnd"/>
           </w:p>
         </w:tc>
         <w:tc>
@@ -3883,27 +3881,7 @@
                   <w:sz w:val="20"/>
                   <w:szCs w:val="20"/>
                 </w:rPr>
-                <w:t xml:space="preserve">[1908.03557] </w:t>
-              </w:r>
-              <w:proofErr w:type="spellStart"/>
-              <w:r>
-                <w:rPr>
-                  <w:rStyle w:val="Hyperlink"/>
-                  <w:rFonts w:cs="B Nazanin"/>
-                  <w:sz w:val="20"/>
-                  <w:szCs w:val="20"/>
-                </w:rPr>
-                <w:t>VisualBERT</w:t>
-              </w:r>
-              <w:proofErr w:type="spellEnd"/>
-              <w:r>
-                <w:rPr>
-                  <w:rStyle w:val="Hyperlink"/>
-                  <w:rFonts w:cs="B Nazanin"/>
-                  <w:sz w:val="20"/>
-                  <w:szCs w:val="20"/>
-                </w:rPr>
-                <w:t>: A Simple and Performant Baseline for Vision and Language</w:t>
+                <w:t>[1908.03557] VisualBERT: A Simple and Performant Baseline for Vision and Language</w:t>
               </w:r>
             </w:hyperlink>
           </w:p>
@@ -4495,25 +4473,7 @@
           <w:sz w:val="24"/>
           <w:szCs w:val="24"/>
         </w:rPr>
-        <w:t xml:space="preserve"> </w:t>
-      </w:r>
-      <w:proofErr w:type="spellStart"/>
-      <w:r>
-        <w:rPr>
-          <w:rFonts w:cs="B Nazanin"/>
-          <w:sz w:val="24"/>
-          <w:szCs w:val="24"/>
-        </w:rPr>
-        <w:t>VisualBERT</w:t>
-      </w:r>
-      <w:proofErr w:type="spellEnd"/>
-      <w:r>
-        <w:rPr>
-          <w:rFonts w:cs="B Nazanin"/>
-          <w:sz w:val="24"/>
-          <w:szCs w:val="24"/>
-        </w:rPr>
-        <w:t xml:space="preserve"> </w:t>
+        <w:t xml:space="preserve"> VisualBERT </w:t>
       </w:r>
       <w:r>
         <w:rPr>
@@ -11612,7 +11572,6 @@
         </w:rPr>
         <w:t xml:space="preserve"> </w:t>
       </w:r>
-      <w:proofErr w:type="spellStart"/>
       <w:r>
         <w:rPr>
           <w:rFonts w:ascii="Times New Roman" w:eastAsia="Times New Roman" w:hAnsi="Times New Roman" w:cs="B Nazanin"/>
@@ -11621,7 +11580,6 @@
         </w:rPr>
         <w:t>FastAPI</w:t>
       </w:r>
-      <w:proofErr w:type="spellEnd"/>
       <w:r>
         <w:rPr>
           <w:rFonts w:ascii="Times New Roman" w:eastAsia="Times New Roman" w:hAnsi="Times New Roman" w:cs="B Nazanin" w:hint="cs"/>
@@ -13611,7 +13569,6 @@
         </w:rPr>
         <w:t xml:space="preserve"> </w:t>
       </w:r>
-      <w:proofErr w:type="spellStart"/>
       <w:r>
         <w:rPr>
           <w:rFonts w:ascii="Times New Roman" w:eastAsia="Times New Roman" w:hAnsi="Times New Roman" w:cs="B Nazanin"/>
@@ -13620,7 +13577,6 @@
         </w:rPr>
         <w:t>Pydantic</w:t>
       </w:r>
-      <w:proofErr w:type="spellEnd"/>
       <w:r>
         <w:rPr>
           <w:rFonts w:ascii="Times New Roman" w:eastAsia="Times New Roman" w:hAnsi="Times New Roman" w:cs="B Nazanin" w:hint="cs"/>
@@ -14001,7 +13957,6 @@
         </w:rPr>
         <w:t xml:space="preserve"> استاندارد </w:t>
       </w:r>
-      <w:proofErr w:type="spellStart"/>
       <w:r>
         <w:rPr>
           <w:rFonts w:ascii="Times New Roman" w:eastAsia="Times New Roman" w:hAnsi="Times New Roman" w:cs="B Nazanin"/>
@@ -14010,7 +13965,6 @@
         </w:rPr>
         <w:t>OpenAPI</w:t>
       </w:r>
-      <w:proofErr w:type="spellEnd"/>
       <w:r>
         <w:rPr>
           <w:rFonts w:ascii="Times New Roman" w:eastAsia="Times New Roman" w:hAnsi="Times New Roman" w:cs="B Nazanin" w:hint="cs"/>
@@ -24079,7 +24033,6 @@
         </w:rPr>
         <w:t xml:space="preserve"> </w:t>
       </w:r>
-      <w:proofErr w:type="spellStart"/>
       <w:r>
         <w:rPr>
           <w:rFonts w:ascii="Times New Roman" w:eastAsia="Times New Roman" w:hAnsi="Times New Roman" w:cs="B Nazanin"/>
@@ -24088,7 +24041,6 @@
         </w:rPr>
         <w:t>FastAPI</w:t>
       </w:r>
-      <w:proofErr w:type="spellEnd"/>
       <w:r>
         <w:rPr>
           <w:rFonts w:ascii="Times New Roman" w:eastAsia="Times New Roman" w:hAnsi="Times New Roman" w:cs="B Nazanin"/>
@@ -28266,7 +28218,6 @@
                 <w:noProof/>
                 <w:sz w:val="20"/>
                 <w:szCs w:val="20"/>
-                <w:rtl/>
               </w:rPr>
             </w:pPr>
             <w:r>
@@ -28288,6 +28239,25 @@
                 <w:rtl/>
               </w:rPr>
               <w:t>سخت افزار گرافیکی ابری</w:t>
+            </w:r>
+            <w:r>
+              <w:rPr>
+                <w:rFonts w:cs="B Nazanin" w:hint="cs"/>
+                <w:noProof/>
+                <w:sz w:val="20"/>
+                <w:szCs w:val="20"/>
+                <w:rtl/>
+              </w:rPr>
+              <w:t xml:space="preserve"> </w:t>
+            </w:r>
+            <w:r>
+              <w:rPr>
+                <w:rFonts w:cs="B Nazanin"/>
+                <w:noProof/>
+                <w:sz w:val="20"/>
+                <w:szCs w:val="20"/>
+              </w:rPr>
+              <w:t>colab</w:t>
             </w:r>
           </w:p>
         </w:tc>
@@ -28739,20 +28709,21 @@
               <w:spacing w:after="0"/>
               <w:jc w:val="center"/>
               <w:rPr>
-                <w:rFonts w:cs="B Nazanin"/>
-                <w:noProof/>
-                <w:sz w:val="20"/>
-                <w:szCs w:val="20"/>
-              </w:rPr>
-            </w:pPr>
-            <w:r>
-              <w:rPr>
                 <w:rFonts w:cs="B Nazanin" w:hint="cs"/>
                 <w:noProof/>
                 <w:sz w:val="20"/>
                 <w:szCs w:val="20"/>
                 <w:rtl/>
               </w:rPr>
+            </w:pPr>
+            <w:r>
+              <w:rPr>
+                <w:rFonts w:cs="B Nazanin" w:hint="cs"/>
+                <w:noProof/>
+                <w:sz w:val="20"/>
+                <w:szCs w:val="20"/>
+                <w:rtl/>
+              </w:rPr>
               <w:t xml:space="preserve">دوره آموزش </w:t>
             </w:r>
             <w:r>
@@ -28763,6 +28734,25 @@
                 <w:szCs w:val="20"/>
               </w:rPr>
               <w:t>Fast API</w:t>
+            </w:r>
+            <w:r>
+              <w:rPr>
+                <w:rFonts w:cs="B Nazanin"/>
+                <w:noProof/>
+                <w:sz w:val="20"/>
+                <w:szCs w:val="20"/>
+              </w:rPr>
+              <w:t xml:space="preserve"> </w:t>
+            </w:r>
+            <w:r>
+              <w:rPr>
+                <w:rFonts w:cs="B Nazanin" w:hint="cs"/>
+                <w:noProof/>
+                <w:sz w:val="20"/>
+                <w:szCs w:val="20"/>
+                <w:rtl/>
+              </w:rPr>
+              <w:t xml:space="preserve"> مکتب خونه علی بیگدلی</w:t>
             </w:r>
           </w:p>
         </w:tc>
@@ -28822,7 +28812,7 @@
                 <w:szCs w:val="20"/>
                 <w:rtl/>
               </w:rPr>
-              <w:t>2</w:t>
+              <w:t>25</w:t>
             </w:r>
             <w:r>
               <w:rPr>
@@ -28831,7 +28821,7 @@
                 <w:szCs w:val="20"/>
                 <w:rtl/>
               </w:rPr>
-              <w:t>4</w:t>
+              <w:t>00</w:t>
             </w:r>
             <w:r>
               <w:rPr>
@@ -28840,7 +28830,7 @@
                 <w:szCs w:val="20"/>
                 <w:rtl/>
               </w:rPr>
-              <w:t>00000</w:t>
+              <w:t>000</w:t>
             </w:r>
           </w:p>
         </w:tc>
@@ -28869,7 +28859,7 @@
                 <w:szCs w:val="20"/>
                 <w:rtl/>
               </w:rPr>
-              <w:t>4.8</w:t>
+              <w:t>5</w:t>
             </w:r>
           </w:p>
         </w:tc>
@@ -28938,20 +28928,21 @@
               <w:spacing w:after="0"/>
               <w:jc w:val="center"/>
               <w:rPr>
-                <w:rFonts w:cs="B Nazanin"/>
-                <w:noProof/>
-                <w:sz w:val="20"/>
-                <w:szCs w:val="20"/>
-              </w:rPr>
-            </w:pPr>
-            <w:r>
-              <w:rPr>
                 <w:rFonts w:cs="B Nazanin" w:hint="cs"/>
                 <w:noProof/>
                 <w:sz w:val="20"/>
                 <w:szCs w:val="20"/>
                 <w:rtl/>
               </w:rPr>
+            </w:pPr>
+            <w:r>
+              <w:rPr>
+                <w:rFonts w:cs="B Nazanin" w:hint="cs"/>
+                <w:noProof/>
+                <w:sz w:val="20"/>
+                <w:szCs w:val="20"/>
+                <w:rtl/>
+              </w:rPr>
               <w:t xml:space="preserve">دوره آموزش </w:t>
             </w:r>
             <w:r>
@@ -28962,6 +28953,25 @@
                 <w:szCs w:val="20"/>
               </w:rPr>
               <w:t>React.js</w:t>
+            </w:r>
+            <w:r>
+              <w:rPr>
+                <w:rFonts w:cs="B Nazanin"/>
+                <w:noProof/>
+                <w:sz w:val="20"/>
+                <w:szCs w:val="20"/>
+              </w:rPr>
+              <w:t xml:space="preserve"> </w:t>
+            </w:r>
+            <w:r>
+              <w:rPr>
+                <w:rFonts w:cs="B Nazanin" w:hint="cs"/>
+                <w:noProof/>
+                <w:sz w:val="20"/>
+                <w:szCs w:val="20"/>
+                <w:rtl/>
+              </w:rPr>
+              <w:t xml:space="preserve"> مکتب خونه احسان گازار</w:t>
             </w:r>
           </w:p>
         </w:tc>
@@ -29021,7 +29031,25 @@
                 <w:szCs w:val="20"/>
                 <w:rtl/>
               </w:rPr>
-              <w:t>2300000</w:t>
+              <w:t>1</w:t>
+            </w:r>
+            <w:r>
+              <w:rPr>
+                <w:rFonts w:cs="B Nazanin" w:hint="cs"/>
+                <w:sz w:val="20"/>
+                <w:szCs w:val="20"/>
+                <w:rtl/>
+              </w:rPr>
+              <w:t>600</w:t>
+            </w:r>
+            <w:r>
+              <w:rPr>
+                <w:rFonts w:cs="B Nazanin" w:hint="cs"/>
+                <w:sz w:val="20"/>
+                <w:szCs w:val="20"/>
+                <w:rtl/>
+              </w:rPr>
+              <w:t>000</w:t>
             </w:r>
           </w:p>
         </w:tc>
@@ -29050,7 +29078,7 @@
                 <w:szCs w:val="20"/>
                 <w:rtl/>
               </w:rPr>
-              <w:t>4.6</w:t>
+              <w:t>3.2</w:t>
             </w:r>
           </w:p>
         </w:tc>
@@ -29139,10 +29167,28 @@
             <w:r>
               <w:rPr>
                 <w:rFonts w:ascii="Times New Roman" w:eastAsia="Times New Roman" w:hAnsi="Times New Roman" w:cs="B Nazanin"/>
-                <w:sz w:val="24"/>
-                <w:szCs w:val="24"/>
+                <w:sz w:val="20"/>
+                <w:szCs w:val="20"/>
               </w:rPr>
               <w:t>Pillow</w:t>
+            </w:r>
+            <w:r>
+              <w:rPr>
+                <w:rFonts w:ascii="Times New Roman" w:eastAsia="Times New Roman" w:hAnsi="Times New Roman" w:cs="B Nazanin" w:hint="cs"/>
+                <w:sz w:val="20"/>
+                <w:szCs w:val="20"/>
+                <w:rtl/>
+              </w:rPr>
+              <w:t xml:space="preserve"> مکتب خونه </w:t>
+            </w:r>
+            <w:r>
+              <w:rPr>
+                <w:rFonts w:ascii="Times New Roman" w:eastAsia="Times New Roman" w:hAnsi="Times New Roman" w:cs="B Nazanin"/>
+                <w:sz w:val="20"/>
+                <w:szCs w:val="20"/>
+                <w:rtl/>
+              </w:rPr>
+              <w:t>مهتا شکرالهی</w:t>
             </w:r>
           </w:p>
         </w:tc>
@@ -29201,7 +29247,7 @@
                 <w:szCs w:val="20"/>
                 <w:rtl/>
               </w:rPr>
-              <w:t>900000</w:t>
+              <w:t>300000</w:t>
             </w:r>
           </w:p>
         </w:tc>
@@ -29230,7 +29276,7 @@
                 <w:szCs w:val="20"/>
                 <w:rtl/>
               </w:rPr>
-              <w:t>1.8</w:t>
+              <w:t>0.6</w:t>
             </w:r>
           </w:p>
         </w:tc>
@@ -29324,6 +29370,23 @@
               </w:rPr>
               <w:t>Docker</w:t>
             </w:r>
+            <w:r>
+              <w:rPr>
+                <w:rFonts w:cs="B Nazanin" w:hint="cs"/>
+                <w:sz w:val="20"/>
+                <w:szCs w:val="20"/>
+                <w:rtl/>
+              </w:rPr>
+              <w:t xml:space="preserve"> مکتب خونه  </w:t>
+            </w:r>
+            <w:r>
+              <w:rPr>
+                <w:rFonts w:cs="B Nazanin"/>
+                <w:sz w:val="20"/>
+                <w:szCs w:val="20"/>
+              </w:rPr>
+              <w:t>Jose Portilla</w:t>
+            </w:r>
           </w:p>
         </w:tc>
         <w:tc>
@@ -29372,7 +29435,6 @@
                 <w:rFonts w:cs="B Nazanin"/>
                 <w:sz w:val="20"/>
                 <w:szCs w:val="20"/>
-                <w:rtl/>
               </w:rPr>
             </w:pPr>
             <w:r>
@@ -29382,7 +29444,7 @@
                 <w:szCs w:val="20"/>
                 <w:rtl/>
               </w:rPr>
-              <w:t>300000</w:t>
+              <w:t>1500000</w:t>
             </w:r>
           </w:p>
         </w:tc>
@@ -29411,7 +29473,7 @@
                 <w:szCs w:val="20"/>
                 <w:rtl/>
               </w:rPr>
-              <w:t>0.6</w:t>
+              <w:t>3</w:t>
             </w:r>
           </w:p>
         </w:tc>
@@ -33960,7 +34022,6 @@
               </w:rPr>
               <w:t xml:space="preserve">) در </w:t>
             </w:r>
-            <w:proofErr w:type="spellStart"/>
             <w:r>
               <w:rPr>
                 <w:rFonts w:cs="B Nazanin" w:hint="cs"/>
@@ -33969,7 +34030,6 @@
               </w:rPr>
               <w:t>FastAPI</w:t>
             </w:r>
-            <w:proofErr w:type="spellEnd"/>
             <w:r>
               <w:rPr>
                 <w:rFonts w:cs="B Nazanin" w:hint="cs"/>
@@ -34259,7 +34319,6 @@
               </w:rPr>
               <w:t xml:space="preserve"> و بک‌اند </w:t>
             </w:r>
-            <w:proofErr w:type="spellStart"/>
             <w:r>
               <w:rPr>
                 <w:rFonts w:cs="B Nazanin" w:hint="cs"/>
@@ -34268,7 +34327,6 @@
               </w:rPr>
               <w:t>FastAPI</w:t>
             </w:r>
-            <w:proofErr w:type="spellEnd"/>
             <w:r>
               <w:rPr>
                 <w:rFonts w:cs="B Nazanin" w:hint="cs"/>
@@ -34329,18 +34387,8 @@
                 <w:sz w:val="20"/>
                 <w:szCs w:val="20"/>
               </w:rPr>
-              <w:t>Swagger/</w:t>
-            </w:r>
-            <w:proofErr w:type="spellStart"/>
-            <w:r>
-              <w:rPr>
-                <w:rFonts w:cs="B Nazanin" w:hint="cs"/>
-                <w:sz w:val="20"/>
-                <w:szCs w:val="20"/>
-              </w:rPr>
-              <w:t>OpenAPI</w:t>
-            </w:r>
-            <w:proofErr w:type="spellEnd"/>
+              <w:t>Swagger/OpenAPI</w:t>
+            </w:r>
             <w:r>
               <w:rPr>
                 <w:rFonts w:cs="B Nazanin" w:hint="cs"/>
@@ -35580,7 +35628,7 @@
 </file>
 
 <file path=word/endnotes.xml><?xml version="1.0" encoding="utf-8"?>
-<w:endnotes xmlns:wpc="http://schemas.microsoft.com/office/word/2010/wordprocessingCanvas" xmlns:cx="http://schemas.microsoft.com/office/drawing/2014/chartex" xmlns:cx1="http://schemas.microsoft.com/office/drawing/2015/9/8/chartex" xmlns:cx2="http://schemas.microsoft.com/office/drawing/2015/10/21/chartex" xmlns:cx3="http://schemas.microsoft.com/office/drawing/2016/5/9/chartex" xmlns:cx4="http://schemas.microsoft.com/office/drawing/2016/5/10/chartex" xmlns:cx5="http://schemas.microsoft.com/office/drawing/2016/5/11/chartex" xmlns:cx6="http://schemas.microsoft.com/office/drawing/2016/5/12/chartex" xmlns:cx7="http://schemas.microsoft.com/office/drawing/2016/5/13/chartex" xmlns:cx8="http://schemas.microsoft.com/office/drawing/2016/5/14/chartex" xmlns:mc="http://schemas.openxmlformats.org/markup-compatibility/2006" xmlns:aink="http://schemas.microsoft.com/office/drawing/2016/ink" xmlns:am3d="http://schemas.microsoft.com/office/drawing/2017/model3d" xmlns:o="urn:schemas-microsoft-com:office:office" xmlns:oel="http://schemas.microsoft.com/office/2019/extlst" xmlns:r="http://schemas.openxmlformats.org/officeDocument/2006/relationships" xmlns:m="http://schemas.openxmlformats.org/officeDocument/2006/math" xmlns:v="urn:schemas-microsoft-com:vml" xmlns:wp14="http://schemas.microsoft.com/office/word/2010/wordprocessingDrawing" xmlns:wp="http://schemas.openxmlformats.org/drawingml/2006/wordprocessingDrawing" xmlns:w10="urn:schemas-microsoft-com:office:word" xmlns:w="http://schemas.openxmlformats.org/wordprocessingml/2006/main" xmlns:w14="http://schemas.microsoft.com/office/word/2010/wordml" xmlns:w15="http://schemas.microsoft.com/office/word/2012/wordml" xmlns:w16cei="http://schemas.microsoft.com/office/word/2026/wordml/cei" xmlns:w16cex="http://schemas.microsoft.com/office/word/2018/wordml/cex" xmlns:w16cid="http://schemas.microsoft.com/office/word/2016/wordml/cid" xmlns:w16="http://schemas.microsoft.com/office/word/2018/wordml" xmlns:w16du="http://schemas.microsoft.com/office/word/2023/wordml/word16du" xmlns:w16sdtdh="http://schemas.microsoft.com/office/word/2020/wordml/sdtdatahash" xmlns:w16sdtfl="http://schemas.microsoft.com/office/word/2024/wordml/sdtformatlock" xmlns:w16se="http://schemas.microsoft.com/office/word/2015/wordml/symex" xmlns:wpg="http://schemas.microsoft.com/office/word/2010/wordprocessingGroup" xmlns:wpi="http://schemas.microsoft.com/office/word/2010/wordprocessingInk" xmlns:wne="http://schemas.microsoft.com/office/word/2006/wordml" xmlns:wps="http://schemas.microsoft.com/office/word/2010/wordprocessingShape" mc:Ignorable="w14 w15 w16se w16cid w16 w16cex w16sdtdh w16sdtfl w16du wp14">
+<w:endnotes xmlns:wpc="http://schemas.microsoft.com/office/word/2010/wordprocessingCanvas" xmlns:cx="http://schemas.microsoft.com/office/drawing/2014/chartex" xmlns:cx1="http://schemas.microsoft.com/office/drawing/2015/9/8/chartex" xmlns:cx2="http://schemas.microsoft.com/office/drawing/2015/10/21/chartex" xmlns:cx3="http://schemas.microsoft.com/office/drawing/2016/5/9/chartex" xmlns:cx4="http://schemas.microsoft.com/office/drawing/2016/5/10/chartex" xmlns:cx5="http://schemas.microsoft.com/office/drawing/2016/5/11/chartex" xmlns:cx6="http://schemas.microsoft.com/office/drawing/2016/5/12/chartex" xmlns:cx7="http://schemas.microsoft.com/office/drawing/2016/5/13/chartex" xmlns:cx8="http://schemas.microsoft.com/office/drawing/2016/5/14/chartex" xmlns:mc="http://schemas.openxmlformats.org/markup-compatibility/2006" xmlns:aink="http://schemas.microsoft.com/office/drawing/2016/ink" xmlns:am3d="http://schemas.microsoft.com/office/drawing/2017/model3d" xmlns:o="urn:schemas-microsoft-com:office:office" xmlns:oel="http://schemas.microsoft.com/office/2019/extlst" xmlns:r="http://schemas.openxmlformats.org/officeDocument/2006/relationships" xmlns:m="http://schemas.openxmlformats.org/officeDocument/2006/math" xmlns:v="urn:schemas-microsoft-com:vml" xmlns:wp14="http://schemas.microsoft.com/office/word/2010/wordprocessingDrawing" xmlns:wp="http://schemas.openxmlformats.org/drawingml/2006/wordprocessingDrawing" xmlns:w10="urn:schemas-microsoft-com:office:word" xmlns:w="http://schemas.openxmlformats.org/wordprocessingml/2006/main" xmlns:w14="http://schemas.microsoft.com/office/word/2010/wordml" xmlns:w15="http://schemas.microsoft.com/office/word/2012/wordml" xmlns:w16cex="http://schemas.microsoft.com/office/word/2018/wordml/cex" xmlns:w16cid="http://schemas.microsoft.com/office/word/2016/wordml/cid" xmlns:w16="http://schemas.microsoft.com/office/word/2018/wordml" xmlns:w16du="http://schemas.microsoft.com/office/word/2023/wordml/word16du" xmlns:w16sdtdh="http://schemas.microsoft.com/office/word/2020/wordml/sdtdatahash" xmlns:w16sdtfl="http://schemas.microsoft.com/office/word/2024/wordml/sdtformatlock" xmlns:w16se="http://schemas.microsoft.com/office/word/2015/wordml/symex" xmlns:wpg="http://schemas.microsoft.com/office/word/2010/wordprocessingGroup" xmlns:wpi="http://schemas.microsoft.com/office/word/2010/wordprocessingInk" xmlns:wne="http://schemas.microsoft.com/office/word/2006/wordml" xmlns:wps="http://schemas.microsoft.com/office/word/2010/wordprocessingShape" mc:Ignorable="w14 w15 w16se w16cid w16 w16cex w16sdtdh w16sdtfl w16du wp14">
   <w:endnote w:type="separator" w:id="-1">
     <w:p>
       <w:pPr>
@@ -35607,7 +35655,7 @@
 </file>
 
 <file path=word/footer1.xml><?xml version="1.0" encoding="utf-8"?>
-<w:ftr xmlns:wpc="http://schemas.microsoft.com/office/word/2010/wordprocessingCanvas" xmlns:cx="http://schemas.microsoft.com/office/drawing/2014/chartex" xmlns:cx1="http://schemas.microsoft.com/office/drawing/2015/9/8/chartex" xmlns:cx2="http://schemas.microsoft.com/office/drawing/2015/10/21/chartex" xmlns:cx3="http://schemas.microsoft.com/office/drawing/2016/5/9/chartex" xmlns:cx4="http://schemas.microsoft.com/office/drawing/2016/5/10/chartex" xmlns:cx5="http://schemas.microsoft.com/office/drawing/2016/5/11/chartex" xmlns:cx6="http://schemas.microsoft.com/office/drawing/2016/5/12/chartex" xmlns:cx7="http://schemas.microsoft.com/office/drawing/2016/5/13/chartex" xmlns:cx8="http://schemas.microsoft.com/office/drawing/2016/5/14/chartex" xmlns:mc="http://schemas.openxmlformats.org/markup-compatibility/2006" xmlns:aink="http://schemas.microsoft.com/office/drawing/2016/ink" xmlns:am3d="http://schemas.microsoft.com/office/drawing/2017/model3d" xmlns:o="urn:schemas-microsoft-com:office:office" xmlns:oel="http://schemas.microsoft.com/office/2019/extlst" xmlns:r="http://schemas.openxmlformats.org/officeDocument/2006/relationships" xmlns:m="http://schemas.openxmlformats.org/officeDocument/2006/math" xmlns:v="urn:schemas-microsoft-com:vml" xmlns:wp14="http://schemas.microsoft.com/office/word/2010/wordprocessingDrawing" xmlns:wp="http://schemas.openxmlformats.org/drawingml/2006/wordprocessingDrawing" xmlns:w10="urn:schemas-microsoft-com:office:word" xmlns:w="http://schemas.openxmlformats.org/wordprocessingml/2006/main" xmlns:w14="http://schemas.microsoft.com/office/word/2010/wordml" xmlns:w15="http://schemas.microsoft.com/office/word/2012/wordml" xmlns:w16cei="http://schemas.microsoft.com/office/word/2026/wordml/cei" xmlns:w16cex="http://schemas.microsoft.com/office/word/2018/wordml/cex" xmlns:w16cid="http://schemas.microsoft.com/office/word/2016/wordml/cid" xmlns:w16="http://schemas.microsoft.com/office/word/2018/wordml" xmlns:w16du="http://schemas.microsoft.com/office/word/2023/wordml/word16du" xmlns:w16sdtdh="http://schemas.microsoft.com/office/word/2020/wordml/sdtdatahash" xmlns:w16sdtfl="http://schemas.microsoft.com/office/word/2024/wordml/sdtformatlock" xmlns:w16se="http://schemas.microsoft.com/office/word/2015/wordml/symex" xmlns:wpg="http://schemas.microsoft.com/office/word/2010/wordprocessingGroup" xmlns:wpi="http://schemas.microsoft.com/office/word/2010/wordprocessingInk" xmlns:wne="http://schemas.microsoft.com/office/word/2006/wordml" xmlns:wps="http://schemas.microsoft.com/office/word/2010/wordprocessingShape" mc:Ignorable="w14 w15 w16se w16cid w16 w16cex w16sdtdh w16sdtfl w16du wp14">
+<w:ftr xmlns:wpc="http://schemas.microsoft.com/office/word/2010/wordprocessingCanvas" xmlns:cx="http://schemas.microsoft.com/office/drawing/2014/chartex" xmlns:cx1="http://schemas.microsoft.com/office/drawing/2015/9/8/chartex" xmlns:cx2="http://schemas.microsoft.com/office/drawing/2015/10/21/chartex" xmlns:cx3="http://schemas.microsoft.com/office/drawing/2016/5/9/chartex" xmlns:cx4="http://schemas.microsoft.com/office/drawing/2016/5/10/chartex" xmlns:cx5="http://schemas.microsoft.com/office/drawing/2016/5/11/chartex" xmlns:cx6="http://schemas.microsoft.com/office/drawing/2016/5/12/chartex" xmlns:cx7="http://schemas.microsoft.com/office/drawing/2016/5/13/chartex" xmlns:cx8="http://schemas.microsoft.com/office/drawing/2016/5/14/chartex" xmlns:mc="http://schemas.openxmlformats.org/markup-compatibility/2006" xmlns:aink="http://schemas.microsoft.com/office/drawing/2016/ink" xmlns:am3d="http://schemas.microsoft.com/office/drawing/2017/model3d" xmlns:o="urn:schemas-microsoft-com:office:office" xmlns:oel="http://schemas.microsoft.com/office/2019/extlst" xmlns:r="http://schemas.openxmlformats.org/officeDocument/2006/relationships" xmlns:m="http://schemas.openxmlformats.org/officeDocument/2006/math" xmlns:v="urn:schemas-microsoft-com:vml" xmlns:wp14="http://schemas.microsoft.com/office/word/2010/wordprocessingDrawing" xmlns:wp="http://schemas.openxmlformats.org/drawingml/2006/wordprocessingDrawing" xmlns:w10="urn:schemas-microsoft-com:office:word" xmlns:w="http://schemas.openxmlformats.org/wordprocessingml/2006/main" xmlns:w14="http://schemas.microsoft.com/office/word/2010/wordml" xmlns:w15="http://schemas.microsoft.com/office/word/2012/wordml" xmlns:w16cex="http://schemas.microsoft.com/office/word/2018/wordml/cex" xmlns:w16cid="http://schemas.microsoft.com/office/word/2016/wordml/cid" xmlns:w16="http://schemas.microsoft.com/office/word/2018/wordml" xmlns:w16du="http://schemas.microsoft.com/office/word/2023/wordml/word16du" xmlns:w16sdtdh="http://schemas.microsoft.com/office/word/2020/wordml/sdtdatahash" xmlns:w16sdtfl="http://schemas.microsoft.com/office/word/2024/wordml/sdtformatlock" xmlns:w16se="http://schemas.microsoft.com/office/word/2015/wordml/symex" xmlns:wpg="http://schemas.microsoft.com/office/word/2010/wordprocessingGroup" xmlns:wpi="http://schemas.microsoft.com/office/word/2010/wordprocessingInk" xmlns:wne="http://schemas.microsoft.com/office/word/2006/wordml" xmlns:wps="http://schemas.microsoft.com/office/word/2010/wordprocessingShape" mc:Ignorable="w14 w15 w16se w16cid w16 w16cex w16sdtdh w16sdtfl w16du wp14">
   <w:tbl>
     <w:tblPr>
       <w:tblStyle w:val="TableGrid"/>
@@ -36001,7 +36049,7 @@
 </file>
 
 <file path=word/footnotes.xml><?xml version="1.0" encoding="utf-8"?>
-<w:footnotes xmlns:wpc="http://schemas.microsoft.com/office/word/2010/wordprocessingCanvas" xmlns:cx="http://schemas.microsoft.com/office/drawing/2014/chartex" xmlns:cx1="http://schemas.microsoft.com/office/drawing/2015/9/8/chartex" xmlns:cx2="http://schemas.microsoft.com/office/drawing/2015/10/21/chartex" xmlns:cx3="http://schemas.microsoft.com/office/drawing/2016/5/9/chartex" xmlns:cx4="http://schemas.microsoft.com/office/drawing/2016/5/10/chartex" xmlns:cx5="http://schemas.microsoft.com/office/drawing/2016/5/11/chartex" xmlns:cx6="http://schemas.microsoft.com/office/drawing/2016/5/12/chartex" xmlns:cx7="http://schemas.microsoft.com/office/drawing/2016/5/13/chartex" xmlns:cx8="http://schemas.microsoft.com/office/drawing/2016/5/14/chartex" xmlns:mc="http://schemas.openxmlformats.org/markup-compatibility/2006" xmlns:aink="http://schemas.microsoft.com/office/drawing/2016/ink" xmlns:am3d="http://schemas.microsoft.com/office/drawing/2017/model3d" xmlns:o="urn:schemas-microsoft-com:office:office" xmlns:oel="http://schemas.microsoft.com/office/2019/extlst" xmlns:r="http://schemas.openxmlformats.org/officeDocument/2006/relationships" xmlns:m="http://schemas.openxmlformats.org/officeDocument/2006/math" xmlns:v="urn:schemas-microsoft-com:vml" xmlns:wp14="http://schemas.microsoft.com/office/word/2010/wordprocessingDrawing" xmlns:wp="http://schemas.openxmlformats.org/drawingml/2006/wordprocessingDrawing" xmlns:w10="urn:schemas-microsoft-com:office:word" xmlns:w="http://schemas.openxmlformats.org/wordprocessingml/2006/main" xmlns:w14="http://schemas.microsoft.com/office/word/2010/wordml" xmlns:w15="http://schemas.microsoft.com/office/word/2012/wordml" xmlns:w16cei="http://schemas.microsoft.com/office/word/2026/wordml/cei" xmlns:w16cex="http://schemas.microsoft.com/office/word/2018/wordml/cex" xmlns:w16cid="http://schemas.microsoft.com/office/word/2016/wordml/cid" xmlns:w16="http://schemas.microsoft.com/office/word/2018/wordml" xmlns:w16du="http://schemas.microsoft.com/office/word/2023/wordml/word16du" xmlns:w16sdtdh="http://schemas.microsoft.com/office/word/2020/wordml/sdtdatahash" xmlns:w16sdtfl="http://schemas.microsoft.com/office/word/2024/wordml/sdtformatlock" xmlns:w16se="http://schemas.microsoft.com/office/word/2015/wordml/symex" xmlns:wpg="http://schemas.microsoft.com/office/word/2010/wordprocessingGroup" xmlns:wpi="http://schemas.microsoft.com/office/word/2010/wordprocessingInk" xmlns:wne="http://schemas.microsoft.com/office/word/2006/wordml" xmlns:wps="http://schemas.microsoft.com/office/word/2010/wordprocessingShape" mc:Ignorable="w14 w15 w16se w16cid w16 w16cex w16sdtdh w16sdtfl w16du wp14">
+<w:footnotes xmlns:wpc="http://schemas.microsoft.com/office/word/2010/wordprocessingCanvas" xmlns:cx="http://schemas.microsoft.com/office/drawing/2014/chartex" xmlns:cx1="http://schemas.microsoft.com/office/drawing/2015/9/8/chartex" xmlns:cx2="http://schemas.microsoft.com/office/drawing/2015/10/21/chartex" xmlns:cx3="http://schemas.microsoft.com/office/drawing/2016/5/9/chartex" xmlns:cx4="http://schemas.microsoft.com/office/drawing/2016/5/10/chartex" xmlns:cx5="http://schemas.microsoft.com/office/drawing/2016/5/11/chartex" xmlns:cx6="http://schemas.microsoft.com/office/drawing/2016/5/12/chartex" xmlns:cx7="http://schemas.microsoft.com/office/drawing/2016/5/13/chartex" xmlns:cx8="http://schemas.microsoft.com/office/drawing/2016/5/14/chartex" xmlns:mc="http://schemas.openxmlformats.org/markup-compatibility/2006" xmlns:aink="http://schemas.microsoft.com/office/drawing/2016/ink" xmlns:am3d="http://schemas.microsoft.com/office/drawing/2017/model3d" xmlns:o="urn:schemas-microsoft-com:office:office" xmlns:oel="http://schemas.microsoft.com/office/2019/extlst" xmlns:r="http://schemas.openxmlformats.org/officeDocument/2006/relationships" xmlns:m="http://schemas.openxmlformats.org/officeDocument/2006/math" xmlns:v="urn:schemas-microsoft-com:vml" xmlns:wp14="http://schemas.microsoft.com/office/word/2010/wordprocessingDrawing" xmlns:wp="http://schemas.openxmlformats.org/drawingml/2006/wordprocessingDrawing" xmlns:w10="urn:schemas-microsoft-com:office:word" xmlns:w="http://schemas.openxmlformats.org/wordprocessingml/2006/main" xmlns:w14="http://schemas.microsoft.com/office/word/2010/wordml" xmlns:w15="http://schemas.microsoft.com/office/word/2012/wordml" xmlns:w16cex="http://schemas.microsoft.com/office/word/2018/wordml/cex" xmlns:w16cid="http://schemas.microsoft.com/office/word/2016/wordml/cid" xmlns:w16="http://schemas.microsoft.com/office/word/2018/wordml" xmlns:w16du="http://schemas.microsoft.com/office/word/2023/wordml/word16du" xmlns:w16sdtdh="http://schemas.microsoft.com/office/word/2020/wordml/sdtdatahash" xmlns:w16sdtfl="http://schemas.microsoft.com/office/word/2024/wordml/sdtformatlock" xmlns:w16se="http://schemas.microsoft.com/office/word/2015/wordml/symex" xmlns:wpg="http://schemas.microsoft.com/office/word/2010/wordprocessingGroup" xmlns:wpi="http://schemas.microsoft.com/office/word/2010/wordprocessingInk" xmlns:wne="http://schemas.microsoft.com/office/word/2006/wordml" xmlns:wps="http://schemas.microsoft.com/office/word/2010/wordprocessingShape" mc:Ignorable="w14 w15 w16se w16cid w16 w16cex w16sdtdh w16sdtfl w16du wp14">
   <w:footnote w:type="separator" w:id="-1">
     <w:p>
       <w:pPr>
@@ -36028,7 +36076,7 @@
 </file>
 
 <file path=word/numbering.xml><?xml version="1.0" encoding="utf-8"?>
-<w:numbering xmlns:wpc="http://schemas.microsoft.com/office/word/2010/wordprocessingCanvas" xmlns:cx="http://schemas.microsoft.com/office/drawing/2014/chartex" xmlns:cx1="http://schemas.microsoft.com/office/drawing/2015/9/8/chartex" xmlns:cx2="http://schemas.microsoft.com/office/drawing/2015/10/21/chartex" xmlns:cx3="http://schemas.microsoft.com/office/drawing/2016/5/9/chartex" xmlns:cx4="http://schemas.microsoft.com/office/drawing/2016/5/10/chartex" xmlns:cx5="http://schemas.microsoft.com/office/drawing/2016/5/11/chartex" xmlns:cx6="http://schemas.microsoft.com/office/drawing/2016/5/12/chartex" xmlns:cx7="http://schemas.microsoft.com/office/drawing/2016/5/13/chartex" xmlns:cx8="http://schemas.microsoft.com/office/drawing/2016/5/14/chartex" xmlns:mc="http://schemas.openxmlformats.org/markup-compatibility/2006" xmlns:aink="http://schemas.microsoft.com/office/drawing/2016/ink" xmlns:am3d="http://schemas.microsoft.com/office/drawing/2017/model3d" xmlns:o="urn:schemas-microsoft-com:office:office" xmlns:oel="http://schemas.microsoft.com/office/2019/extlst" xmlns:r="http://schemas.openxmlformats.org/officeDocument/2006/relationships" xmlns:m="http://schemas.openxmlformats.org/officeDocument/2006/math" xmlns:v="urn:schemas-microsoft-com:vml" xmlns:wp14="http://schemas.microsoft.com/office/word/2010/wordprocessingDrawing" xmlns:wp="http://schemas.openxmlformats.org/drawingml/2006/wordprocessingDrawing" xmlns:w10="urn:schemas-microsoft-com:office:word" xmlns:w="http://schemas.openxmlformats.org/wordprocessingml/2006/main" xmlns:w14="http://schemas.microsoft.com/office/word/2010/wordml" xmlns:w15="http://schemas.microsoft.com/office/word/2012/wordml" xmlns:w16cei="http://schemas.microsoft.com/office/word/2026/wordml/cei" xmlns:w16cex="http://schemas.microsoft.com/office/word/2018/wordml/cex" xmlns:w16cid="http://schemas.microsoft.com/office/word/2016/wordml/cid" xmlns:w16="http://schemas.microsoft.com/office/word/2018/wordml" xmlns:w16du="http://schemas.microsoft.com/office/word/2023/wordml/word16du" xmlns:w16sdtdh="http://schemas.microsoft.com/office/word/2020/wordml/sdtdatahash" xmlns:w16sdtfl="http://schemas.microsoft.com/office/word/2024/wordml/sdtformatlock" xmlns:w16se="http://schemas.microsoft.com/office/word/2015/wordml/symex" xmlns:wpg="http://schemas.microsoft.com/office/word/2010/wordprocessingGroup" xmlns:wpi="http://schemas.microsoft.com/office/word/2010/wordprocessingInk" xmlns:wne="http://schemas.microsoft.com/office/word/2006/wordml" xmlns:wps="http://schemas.microsoft.com/office/word/2010/wordprocessingShape" mc:Ignorable="w14 w15 w16se w16cid w16 w16cex w16sdtdh w16sdtfl w16du wp14">
+<w:numbering xmlns:wpc="http://schemas.microsoft.com/office/word/2010/wordprocessingCanvas" xmlns:cx="http://schemas.microsoft.com/office/drawing/2014/chartex" xmlns:cx1="http://schemas.microsoft.com/office/drawing/2015/9/8/chartex" xmlns:cx2="http://schemas.microsoft.com/office/drawing/2015/10/21/chartex" xmlns:cx3="http://schemas.microsoft.com/office/drawing/2016/5/9/chartex" xmlns:cx4="http://schemas.microsoft.com/office/drawing/2016/5/10/chartex" xmlns:cx5="http://schemas.microsoft.com/office/drawing/2016/5/11/chartex" xmlns:cx6="http://schemas.microsoft.com/office/drawing/2016/5/12/chartex" xmlns:cx7="http://schemas.microsoft.com/office/drawing/2016/5/13/chartex" xmlns:cx8="http://schemas.microsoft.com/office/drawing/2016/5/14/chartex" xmlns:mc="http://schemas.openxmlformats.org/markup-compatibility/2006" xmlns:aink="http://schemas.microsoft.com/office/drawing/2016/ink" xmlns:am3d="http://schemas.microsoft.com/office/drawing/2017/model3d" xmlns:o="urn:schemas-microsoft-com:office:office" xmlns:oel="http://schemas.microsoft.com/office/2019/extlst" xmlns:r="http://schemas.openxmlformats.org/officeDocument/2006/relationships" xmlns:m="http://schemas.openxmlformats.org/officeDocument/2006/math" xmlns:v="urn:schemas-microsoft-com:vml" xmlns:wp14="http://schemas.microsoft.com/office/word/2010/wordprocessingDrawing" xmlns:wp="http://schemas.openxmlformats.org/drawingml/2006/wordprocessingDrawing" xmlns:w10="urn:schemas-microsoft-com:office:word" xmlns:w="http://schemas.openxmlformats.org/wordprocessingml/2006/main" xmlns:w14="http://schemas.microsoft.com/office/word/2010/wordml" xmlns:w15="http://schemas.microsoft.com/office/word/2012/wordml" xmlns:w16cex="http://schemas.microsoft.com/office/word/2018/wordml/cex" xmlns:w16cid="http://schemas.microsoft.com/office/word/2016/wordml/cid" xmlns:w16="http://schemas.microsoft.com/office/word/2018/wordml" xmlns:w16du="http://schemas.microsoft.com/office/word/2023/wordml/word16du" xmlns:w16sdtdh="http://schemas.microsoft.com/office/word/2020/wordml/sdtdatahash" xmlns:w16sdtfl="http://schemas.microsoft.com/office/word/2024/wordml/sdtformatlock" xmlns:w16se="http://schemas.microsoft.com/office/word/2015/wordml/symex" xmlns:wpg="http://schemas.microsoft.com/office/word/2010/wordprocessingGroup" xmlns:wpi="http://schemas.microsoft.com/office/word/2010/wordprocessingInk" xmlns:wne="http://schemas.microsoft.com/office/word/2006/wordml" xmlns:wps="http://schemas.microsoft.com/office/word/2010/wordprocessingShape" mc:Ignorable="w14 w15 w16se w16cid w16 w16cex w16sdtdh w16sdtfl w16du wp14">
   <w:abstractNum w:abstractNumId="0" w15:restartNumberingAfterBreak="0">
     <w:nsid w:val="0001616C"/>
     <w:multiLevelType w:val="hybridMultilevel"/>
@@ -40389,7 +40437,6 @@
   <w:style w:type="character" w:default="1" w:styleId="DefaultParagraphFont">
     <w:name w:val="Default Paragraph Font"/>
     <w:uiPriority w:val="1"/>
-    <w:semiHidden/>
     <w:unhideWhenUsed/>
   </w:style>
   <w:style w:type="table" w:default="1" w:styleId="TableNormal">
@@ -40816,7 +40863,7 @@
 </file>
 
 <file path=word/glossary/document.xml><?xml version="1.0" encoding="utf-8"?>
-<w:glossaryDocument xmlns:wpc="http://schemas.microsoft.com/office/word/2010/wordprocessingCanvas" xmlns:cx="http://schemas.microsoft.com/office/drawing/2014/chartex" xmlns:cx1="http://schemas.microsoft.com/office/drawing/2015/9/8/chartex" xmlns:cx2="http://schemas.microsoft.com/office/drawing/2015/10/21/chartex" xmlns:cx3="http://schemas.microsoft.com/office/drawing/2016/5/9/chartex" xmlns:cx4="http://schemas.microsoft.com/office/drawing/2016/5/10/chartex" xmlns:cx5="http://schemas.microsoft.com/office/drawing/2016/5/11/chartex" xmlns:cx6="http://schemas.microsoft.com/office/drawing/2016/5/12/chartex" xmlns:cx7="http://schemas.microsoft.com/office/drawing/2016/5/13/chartex" xmlns:cx8="http://schemas.microsoft.com/office/drawing/2016/5/14/chartex" xmlns:mc="http://schemas.openxmlformats.org/markup-compatibility/2006" xmlns:aink="http://schemas.microsoft.com/office/drawing/2016/ink" xmlns:am3d="http://schemas.microsoft.com/office/drawing/2017/model3d" xmlns:o="urn:schemas-microsoft-com:office:office" xmlns:oel="http://schemas.microsoft.com/office/2019/extlst" xmlns:r="http://schemas.openxmlformats.org/officeDocument/2006/relationships" xmlns:m="http://schemas.openxmlformats.org/officeDocument/2006/math" xmlns:v="urn:schemas-microsoft-com:vml" xmlns:wp14="http://schemas.microsoft.com/office/word/2010/wordprocessingDrawing" xmlns:wp="http://schemas.openxmlformats.org/drawingml/2006/wordprocessingDrawing" xmlns:w10="urn:schemas-microsoft-com:office:word" xmlns:w="http://schemas.openxmlformats.org/wordprocessingml/2006/main" xmlns:w14="http://schemas.microsoft.com/office/word/2010/wordml" xmlns:w15="http://schemas.microsoft.com/office/word/2012/wordml" xmlns:w16cei="http://schemas.microsoft.com/office/word/2026/wordml/cei" xmlns:w16cex="http://schemas.microsoft.com/office/word/2018/wordml/cex" xmlns:w16cid="http://schemas.microsoft.com/office/word/2016/wordml/cid" xmlns:w16="http://schemas.microsoft.com/office/word/2018/wordml" xmlns:w16du="http://schemas.microsoft.com/office/word/2023/wordml/word16du" xmlns:w16sdtdh="http://schemas.microsoft.com/office/word/2020/wordml/sdtdatahash" xmlns:w16sdtfl="http://schemas.microsoft.com/office/word/2024/wordml/sdtformatlock" xmlns:w16se="http://schemas.microsoft.com/office/word/2015/wordml/symex" xmlns:wpg="http://schemas.microsoft.com/office/word/2010/wordprocessingGroup" xmlns:wpi="http://schemas.microsoft.com/office/word/2010/wordprocessingInk" xmlns:wne="http://schemas.microsoft.com/office/word/2006/wordml" xmlns:wps="http://schemas.microsoft.com/office/word/2010/wordprocessingShape" mc:Ignorable="w14 w15 w16se w16cid w16 w16cex w16sdtdh w16sdtfl w16du wp14">
+<w:glossaryDocument xmlns:wpc="http://schemas.microsoft.com/office/word/2010/wordprocessingCanvas" xmlns:cx="http://schemas.microsoft.com/office/drawing/2014/chartex" xmlns:cx1="http://schemas.microsoft.com/office/drawing/2015/9/8/chartex" xmlns:cx2="http://schemas.microsoft.com/office/drawing/2015/10/21/chartex" xmlns:cx3="http://schemas.microsoft.com/office/drawing/2016/5/9/chartex" xmlns:cx4="http://schemas.microsoft.com/office/drawing/2016/5/10/chartex" xmlns:cx5="http://schemas.microsoft.com/office/drawing/2016/5/11/chartex" xmlns:cx6="http://schemas.microsoft.com/office/drawing/2016/5/12/chartex" xmlns:cx7="http://schemas.microsoft.com/office/drawing/2016/5/13/chartex" xmlns:cx8="http://schemas.microsoft.com/office/drawing/2016/5/14/chartex" xmlns:mc="http://schemas.openxmlformats.org/markup-compatibility/2006" xmlns:aink="http://schemas.microsoft.com/office/drawing/2016/ink" xmlns:am3d="http://schemas.microsoft.com/office/drawing/2017/model3d" xmlns:o="urn:schemas-microsoft-com:office:office" xmlns:oel="http://schemas.microsoft.com/office/2019/extlst" xmlns:r="http://schemas.openxmlformats.org/officeDocument/2006/relationships" xmlns:m="http://schemas.openxmlformats.org/officeDocument/2006/math" xmlns:v="urn:schemas-microsoft-com:vml" xmlns:wp14="http://schemas.microsoft.com/office/word/2010/wordprocessingDrawing" xmlns:wp="http://schemas.openxmlformats.org/drawingml/2006/wordprocessingDrawing" xmlns:w10="urn:schemas-microsoft-com:office:word" xmlns:w="http://schemas.openxmlformats.org/wordprocessingml/2006/main" xmlns:w14="http://schemas.microsoft.com/office/word/2010/wordml" xmlns:w15="http://schemas.microsoft.com/office/word/2012/wordml" xmlns:w16cex="http://schemas.microsoft.com/office/word/2018/wordml/cex" xmlns:w16cid="http://schemas.microsoft.com/office/word/2016/wordml/cid" xmlns:w16="http://schemas.microsoft.com/office/word/2018/wordml" xmlns:w16du="http://schemas.microsoft.com/office/word/2023/wordml/word16du" xmlns:w16sdtdh="http://schemas.microsoft.com/office/word/2020/wordml/sdtdatahash" xmlns:w16sdtfl="http://schemas.microsoft.com/office/word/2024/wordml/sdtformatlock" xmlns:w16se="http://schemas.microsoft.com/office/word/2015/wordml/symex" xmlns:wpg="http://schemas.microsoft.com/office/word/2010/wordprocessingGroup" xmlns:wpi="http://schemas.microsoft.com/office/word/2010/wordprocessingInk" xmlns:wne="http://schemas.microsoft.com/office/word/2006/wordml" xmlns:wps="http://schemas.microsoft.com/office/word/2010/wordprocessingShape" mc:Ignorable="w14 w15 w16se w16cid w16 w16cex w16sdtdh w16sdtfl w16du wp14">
   <w:docParts>
     <w:docPart>
       <w:docPartPr>
@@ -41151,8 +41198,10 @@
   </w:compat>
   <w:rsids>
     <w:rsidRoot w:val="00BD5F10"/>
+    <w:rsid w:val="001C3EA9"/>
     <w:rsid w:val="002438C5"/>
     <w:rsid w:val="00247027"/>
+    <w:rsid w:val="00294AD5"/>
     <w:rsid w:val="002C6741"/>
     <w:rsid w:val="00307C1A"/>
     <w:rsid w:val="004F262B"/>
